--- a/patent/CN/提交件/01_请求书信息表.docx
+++ b/patent/CN/提交件/01_请求书信息表.docx
@@ -29,7 +29,7 @@
           <w:b w:val="0"/>
           <w:sz w:val="22"/>
         </w:rPr>
-        <w:t>填表说明:本表所列各项均为请求书必填内容,本项目无法代为确定,须由申请人核对后填写。填妥后连同 提交件/ 下的四份文件一并交代理机构,或据以在电子申请系统中录入。</w:t>
+        <w:t>加粗项为已确定,无需再填。空白项与标【待填】项须由申请人核对后填写。填妥后连同 提交件/ 下四份文件在电子申请系统中录入,或交代理机构。</w:t>
       </w:r>
     </w:p>
     <w:p>
@@ -46,7 +46,7 @@
           <w:b/>
           <w:sz w:val="24"/>
         </w:rPr>
-        <w:t>一、发明人(必须是自然人;只能是对实质性特点作出创造性贡献的人)</w:t>
+        <w:t>一、发明人</w:t>
       </w:r>
     </w:p>
     <w:tbl>
@@ -69,6 +69,7 @@
             <w:r>
               <w:rPr>
                 <w:rFonts w:eastAsia="宋体"/>
+                <w:b/>
                 <w:sz w:val="20"/>
               </w:rPr>
               <w:t>项目</w:t>
@@ -84,6 +85,7 @@
             <w:r>
               <w:rPr>
                 <w:rFonts w:eastAsia="宋体"/>
+                <w:b/>
                 <w:sz w:val="20"/>
               </w:rPr>
               <w:t>填写内容</w:t>
@@ -101,9 +103,10 @@
             <w:r>
               <w:rPr>
                 <w:rFonts w:eastAsia="宋体"/>
+                <w:b w:val="0"/>
                 <w:sz w:val="20"/>
               </w:rPr>
-              <w:t>第一发明人 中文姓名</w:t>
+              <w:t>第一发明人 姓名</w:t>
             </w:r>
           </w:p>
         </w:tc>
@@ -116,6 +119,41 @@
             <w:r>
               <w:rPr>
                 <w:rFonts w:eastAsia="宋体"/>
+                <w:b/>
+                <w:sz w:val="20"/>
+              </w:rPr>
+              <w:t>叶文浩</w:t>
+            </w:r>
+          </w:p>
+        </w:tc>
+      </w:tr>
+      <w:tr>
+        <w:tc>
+          <w:tcPr>
+            <w:tcW w:type="dxa" w:w="4961"/>
+          </w:tcPr>
+          <w:p>
+            <w:r/>
+            <w:r>
+              <w:rPr>
+                <w:rFonts w:eastAsia="宋体"/>
+                <w:b w:val="0"/>
+                <w:sz w:val="20"/>
+              </w:rPr>
+              <w:t>国籍</w:t>
+            </w:r>
+          </w:p>
+        </w:tc>
+        <w:tc>
+          <w:tcPr>
+            <w:tcW w:type="dxa" w:w="4961"/>
+          </w:tcPr>
+          <w:p>
+            <w:r/>
+            <w:r>
+              <w:rPr>
+                <w:rFonts w:eastAsia="宋体"/>
+                <w:b w:val="0"/>
                 <w:sz w:val="20"/>
               </w:rPr>
             </w:r>
@@ -132,9 +170,10 @@
             <w:r>
               <w:rPr>
                 <w:rFonts w:eastAsia="宋体"/>
+                <w:b w:val="0"/>
                 <w:sz w:val="20"/>
               </w:rPr>
-              <w:t>第一发明人 国籍</w:t>
+              <w:t>身份证件号码</w:t>
             </w:r>
           </w:p>
         </w:tc>
@@ -147,6 +186,7 @@
             <w:r>
               <w:rPr>
                 <w:rFonts w:eastAsia="宋体"/>
+                <w:b w:val="0"/>
                 <w:sz w:val="20"/>
               </w:rPr>
             </w:r>
@@ -163,37 +203,7 @@
             <w:r>
               <w:rPr>
                 <w:rFonts w:eastAsia="宋体"/>
-                <w:sz w:val="20"/>
-              </w:rPr>
-              <w:t>第一发明人 身份证件号码</w:t>
-            </w:r>
-          </w:p>
-        </w:tc>
-        <w:tc>
-          <w:tcPr>
-            <w:tcW w:type="dxa" w:w="4961"/>
-          </w:tcPr>
-          <w:p>
-            <w:r/>
-            <w:r>
-              <w:rPr>
-                <w:rFonts w:eastAsia="宋体"/>
-                <w:sz w:val="20"/>
-              </w:rPr>
-            </w:r>
-          </w:p>
-        </w:tc>
-      </w:tr>
-      <w:tr>
-        <w:tc>
-          <w:tcPr>
-            <w:tcW w:type="dxa" w:w="4961"/>
-          </w:tcPr>
-          <w:p>
-            <w:r/>
-            <w:r>
-              <w:rPr>
-                <w:rFonts w:eastAsia="宋体"/>
+                <w:b w:val="0"/>
                 <w:sz w:val="20"/>
               </w:rPr>
               <w:t>是否请求不公布姓名</w:t>
@@ -209,9 +219,10 @@
             <w:r>
               <w:rPr>
                 <w:rFonts w:eastAsia="宋体"/>
+                <w:b w:val="0"/>
                 <w:sz w:val="20"/>
               </w:rPr>
-              <w:t>☐ 是   ☐ 否</w:t>
+              <w:t>☐ 是   ☑ 否</w:t>
             </w:r>
           </w:p>
         </w:tc>
@@ -226,6 +237,7 @@
             <w:r>
               <w:rPr>
                 <w:rFonts w:eastAsia="宋体"/>
+                <w:b w:val="0"/>
                 <w:sz w:val="20"/>
               </w:rPr>
               <w:t>其他发明人(姓名/国籍/证件号)</w:t>
@@ -241,8 +253,10 @@
             <w:r>
               <w:rPr>
                 <w:rFonts w:eastAsia="宋体"/>
+                <w:b w:val="0"/>
                 <w:sz w:val="20"/>
               </w:rPr>
+              <w:t>如无则留空</w:t>
             </w:r>
           </w:p>
         </w:tc>
@@ -285,6 +299,7 @@
             <w:r>
               <w:rPr>
                 <w:rFonts w:eastAsia="宋体"/>
+                <w:b/>
                 <w:sz w:val="20"/>
               </w:rPr>
               <w:t>项目</w:t>
@@ -300,6 +315,7 @@
             <w:r>
               <w:rPr>
                 <w:rFonts w:eastAsia="宋体"/>
+                <w:b/>
                 <w:sz w:val="20"/>
               </w:rPr>
               <w:t>填写内容</w:t>
@@ -317,6 +333,7 @@
             <w:r>
               <w:rPr>
                 <w:rFonts w:eastAsia="宋体"/>
+                <w:b w:val="0"/>
                 <w:sz w:val="20"/>
               </w:rPr>
               <w:t>申请人类型</w:t>
@@ -332,9 +349,10 @@
             <w:r>
               <w:rPr>
                 <w:rFonts w:eastAsia="宋体"/>
+                <w:b/>
                 <w:sz w:val="20"/>
               </w:rPr>
-              <w:t>☐ 个人   ☐ 单位</w:t>
+              <w:t>单位</w:t>
             </w:r>
           </w:p>
         </w:tc>
@@ -349,9 +367,10 @@
             <w:r>
               <w:rPr>
                 <w:rFonts w:eastAsia="宋体"/>
+                <w:b w:val="0"/>
                 <w:sz w:val="20"/>
               </w:rPr>
-              <w:t>名称或姓名(须与营业执照/证件一致)</w:t>
+              <w:t>名称(须与营业执照全称逐字一致)</w:t>
             </w:r>
           </w:p>
         </w:tc>
@@ -364,6 +383,41 @@
             <w:r>
               <w:rPr>
                 <w:rFonts w:eastAsia="宋体"/>
+                <w:b/>
+                <w:sz w:val="20"/>
+              </w:rPr>
+              <w:t>长颈鹿云科技(深圳)有限公司</w:t>
+            </w:r>
+          </w:p>
+        </w:tc>
+      </w:tr>
+      <w:tr>
+        <w:tc>
+          <w:tcPr>
+            <w:tcW w:type="dxa" w:w="4961"/>
+          </w:tcPr>
+          <w:p>
+            <w:r/>
+            <w:r>
+              <w:rPr>
+                <w:rFonts w:eastAsia="宋体"/>
+                <w:b w:val="0"/>
+                <w:sz w:val="20"/>
+              </w:rPr>
+              <w:t>统一社会信用代码</w:t>
+            </w:r>
+          </w:p>
+        </w:tc>
+        <w:tc>
+          <w:tcPr>
+            <w:tcW w:type="dxa" w:w="4961"/>
+          </w:tcPr>
+          <w:p>
+            <w:r/>
+            <w:r>
+              <w:rPr>
+                <w:rFonts w:eastAsia="宋体"/>
+                <w:b w:val="0"/>
                 <w:sz w:val="20"/>
               </w:rPr>
             </w:r>
@@ -380,9 +434,10 @@
             <w:r>
               <w:rPr>
                 <w:rFonts w:eastAsia="宋体"/>
+                <w:b w:val="0"/>
                 <w:sz w:val="20"/>
               </w:rPr>
-              <w:t>统一社会信用代码 或 身份证件号码</w:t>
+              <w:t>注册国家或地区</w:t>
             </w:r>
           </w:p>
         </w:tc>
@@ -395,6 +450,41 @@
             <w:r>
               <w:rPr>
                 <w:rFonts w:eastAsia="宋体"/>
+                <w:b/>
+                <w:sz w:val="20"/>
+              </w:rPr>
+              <w:t>中国</w:t>
+            </w:r>
+          </w:p>
+        </w:tc>
+      </w:tr>
+      <w:tr>
+        <w:tc>
+          <w:tcPr>
+            <w:tcW w:type="dxa" w:w="4961"/>
+          </w:tcPr>
+          <w:p>
+            <w:r/>
+            <w:r>
+              <w:rPr>
+                <w:rFonts w:eastAsia="宋体"/>
+                <w:b w:val="0"/>
+                <w:sz w:val="20"/>
+              </w:rPr>
+              <w:t>地址(须与营业执照住所一致)</w:t>
+            </w:r>
+          </w:p>
+        </w:tc>
+        <w:tc>
+          <w:tcPr>
+            <w:tcW w:type="dxa" w:w="4961"/>
+          </w:tcPr>
+          <w:p>
+            <w:r/>
+            <w:r>
+              <w:rPr>
+                <w:rFonts w:eastAsia="宋体"/>
+                <w:b w:val="0"/>
                 <w:sz w:val="20"/>
               </w:rPr>
             </w:r>
@@ -411,9 +501,10 @@
             <w:r>
               <w:rPr>
                 <w:rFonts w:eastAsia="宋体"/>
+                <w:b w:val="0"/>
                 <w:sz w:val="20"/>
               </w:rPr>
-              <w:t>国籍 / 注册国家或地区</w:t>
+              <w:t>邮政编码</w:t>
             </w:r>
           </w:p>
         </w:tc>
@@ -426,6 +517,7 @@
             <w:r>
               <w:rPr>
                 <w:rFonts w:eastAsia="宋体"/>
+                <w:b w:val="0"/>
                 <w:sz w:val="20"/>
               </w:rPr>
             </w:r>
@@ -442,9 +534,10 @@
             <w:r>
               <w:rPr>
                 <w:rFonts w:eastAsia="宋体"/>
+                <w:b w:val="0"/>
                 <w:sz w:val="20"/>
               </w:rPr>
-              <w:t>详细地址</w:t>
+              <w:t>联系人姓名(不委托代理机构时必填)</w:t>
             </w:r>
           </w:p>
         </w:tc>
@@ -457,6 +550,7 @@
             <w:r>
               <w:rPr>
                 <w:rFonts w:eastAsia="宋体"/>
+                <w:b w:val="0"/>
                 <w:sz w:val="20"/>
               </w:rPr>
             </w:r>
@@ -473,9 +567,10 @@
             <w:r>
               <w:rPr>
                 <w:rFonts w:eastAsia="宋体"/>
+                <w:b w:val="0"/>
                 <w:sz w:val="20"/>
               </w:rPr>
-              <w:t>邮政编码</w:t>
+              <w:t>联系电话</w:t>
             </w:r>
           </w:p>
         </w:tc>
@@ -488,6 +583,7 @@
             <w:r>
               <w:rPr>
                 <w:rFonts w:eastAsia="宋体"/>
+                <w:b w:val="0"/>
                 <w:sz w:val="20"/>
               </w:rPr>
             </w:r>
@@ -504,9 +600,10 @@
             <w:r>
               <w:rPr>
                 <w:rFonts w:eastAsia="宋体"/>
+                <w:b w:val="0"/>
                 <w:sz w:val="20"/>
               </w:rPr>
-              <w:t>联系人姓名</w:t>
+              <w:t>电子邮箱</w:t>
             </w:r>
           </w:p>
         </w:tc>
@@ -519,6 +616,7 @@
             <w:r>
               <w:rPr>
                 <w:rFonts w:eastAsia="宋体"/>
+                <w:b w:val="0"/>
                 <w:sz w:val="20"/>
               </w:rPr>
             </w:r>
@@ -535,68 +633,7 @@
             <w:r>
               <w:rPr>
                 <w:rFonts w:eastAsia="宋体"/>
-                <w:sz w:val="20"/>
-              </w:rPr>
-              <w:t>联系电话</w:t>
-            </w:r>
-          </w:p>
-        </w:tc>
-        <w:tc>
-          <w:tcPr>
-            <w:tcW w:type="dxa" w:w="4961"/>
-          </w:tcPr>
-          <w:p>
-            <w:r/>
-            <w:r>
-              <w:rPr>
-                <w:rFonts w:eastAsia="宋体"/>
-                <w:sz w:val="20"/>
-              </w:rPr>
-            </w:r>
-          </w:p>
-        </w:tc>
-      </w:tr>
-      <w:tr>
-        <w:tc>
-          <w:tcPr>
-            <w:tcW w:type="dxa" w:w="4961"/>
-          </w:tcPr>
-          <w:p>
-            <w:r/>
-            <w:r>
-              <w:rPr>
-                <w:rFonts w:eastAsia="宋体"/>
-                <w:sz w:val="20"/>
-              </w:rPr>
-              <w:t>电子邮箱</w:t>
-            </w:r>
-          </w:p>
-        </w:tc>
-        <w:tc>
-          <w:tcPr>
-            <w:tcW w:type="dxa" w:w="4961"/>
-          </w:tcPr>
-          <w:p>
-            <w:r/>
-            <w:r>
-              <w:rPr>
-                <w:rFonts w:eastAsia="宋体"/>
-                <w:sz w:val="20"/>
-              </w:rPr>
-            </w:r>
-          </w:p>
-        </w:tc>
-      </w:tr>
-      <w:tr>
-        <w:tc>
-          <w:tcPr>
-            <w:tcW w:type="dxa" w:w="4961"/>
-          </w:tcPr>
-          <w:p>
-            <w:r/>
-            <w:r>
-              <w:rPr>
-                <w:rFonts w:eastAsia="宋体"/>
+                <w:b w:val="0"/>
                 <w:sz w:val="20"/>
               </w:rPr>
               <w:t>在中国内地是否有经常居所或营业所</w:t>
@@ -612,9 +649,10 @@
             <w:r>
               <w:rPr>
                 <w:rFonts w:eastAsia="宋体"/>
+                <w:b/>
                 <w:sz w:val="20"/>
               </w:rPr>
-              <w:t>☐ 有   ☐ 无(若无则必须委托代理机构)</w:t>
+              <w:t>有 —— 故《专利法》第十八条的强制代理不适用</w:t>
             </w:r>
           </w:p>
         </w:tc>
@@ -634,7 +672,7 @@
           <w:b/>
           <w:sz w:val="24"/>
         </w:rPr>
-        <w:t>三、专利代理(若上表末项为「无」,此栏必填)</w:t>
+        <w:t>三、专利代理(本案非强制,可留空)</w:t>
       </w:r>
     </w:p>
     <w:tbl>
@@ -657,6 +695,7 @@
             <w:r>
               <w:rPr>
                 <w:rFonts w:eastAsia="宋体"/>
+                <w:b/>
                 <w:sz w:val="20"/>
               </w:rPr>
               <w:t>项目</w:t>
@@ -672,6 +711,7 @@
             <w:r>
               <w:rPr>
                 <w:rFonts w:eastAsia="宋体"/>
+                <w:b/>
                 <w:sz w:val="20"/>
               </w:rPr>
               <w:t>填写内容</w:t>
@@ -689,9 +729,10 @@
             <w:r>
               <w:rPr>
                 <w:rFonts w:eastAsia="宋体"/>
+                <w:b w:val="0"/>
                 <w:sz w:val="20"/>
               </w:rPr>
-              <w:t>代理机构名称</w:t>
+              <w:t>是否委托代理机构</w:t>
             </w:r>
           </w:p>
         </w:tc>
@@ -704,8 +745,10 @@
             <w:r>
               <w:rPr>
                 <w:rFonts w:eastAsia="宋体"/>
+                <w:b w:val="0"/>
                 <w:sz w:val="20"/>
               </w:rPr>
+              <w:t>☐ 是   ☐ 否</w:t>
             </w:r>
           </w:p>
         </w:tc>
@@ -720,9 +763,10 @@
             <w:r>
               <w:rPr>
                 <w:rFonts w:eastAsia="宋体"/>
+                <w:b w:val="0"/>
                 <w:sz w:val="20"/>
               </w:rPr>
-              <w:t>代理机构代码</w:t>
+              <w:t>代理机构名称 / 代码</w:t>
             </w:r>
           </w:p>
         </w:tc>
@@ -735,8 +779,10 @@
             <w:r>
               <w:rPr>
                 <w:rFonts w:eastAsia="宋体"/>
+                <w:b w:val="0"/>
                 <w:sz w:val="20"/>
               </w:rPr>
+              <w:t>不委托则留空</w:t>
             </w:r>
           </w:p>
         </w:tc>
@@ -751,9 +797,10 @@
             <w:r>
               <w:rPr>
                 <w:rFonts w:eastAsia="宋体"/>
+                <w:b w:val="0"/>
                 <w:sz w:val="20"/>
               </w:rPr>
-              <w:t>专利代理师姓名</w:t>
+              <w:t>专利代理师姓名 / 执业证号</w:t>
             </w:r>
           </w:p>
         </w:tc>
@@ -766,39 +813,10 @@
             <w:r>
               <w:rPr>
                 <w:rFonts w:eastAsia="宋体"/>
+                <w:b w:val="0"/>
                 <w:sz w:val="20"/>
               </w:rPr>
-            </w:r>
-          </w:p>
-        </w:tc>
-      </w:tr>
-      <w:tr>
-        <w:tc>
-          <w:tcPr>
-            <w:tcW w:type="dxa" w:w="4961"/>
-          </w:tcPr>
-          <w:p>
-            <w:r/>
-            <w:r>
-              <w:rPr>
-                <w:rFonts w:eastAsia="宋体"/>
-                <w:sz w:val="20"/>
-              </w:rPr>
-              <w:t>执业证号</w:t>
-            </w:r>
-          </w:p>
-        </w:tc>
-        <w:tc>
-          <w:tcPr>
-            <w:tcW w:type="dxa" w:w="4961"/>
-          </w:tcPr>
-          <w:p>
-            <w:r/>
-            <w:r>
-              <w:rPr>
-                <w:rFonts w:eastAsia="宋体"/>
-                <w:sz w:val="20"/>
-              </w:rPr>
+              <w:t>不委托则留空</w:t>
             </w:r>
           </w:p>
         </w:tc>
@@ -841,6 +859,7 @@
             <w:r>
               <w:rPr>
                 <w:rFonts w:eastAsia="宋体"/>
+                <w:b/>
                 <w:sz w:val="20"/>
               </w:rPr>
               <w:t>项目</w:t>
@@ -856,6 +875,7 @@
             <w:r>
               <w:rPr>
                 <w:rFonts w:eastAsia="宋体"/>
+                <w:b/>
                 <w:sz w:val="20"/>
               </w:rPr>
               <w:t>填写内容</w:t>
@@ -873,6 +893,7 @@
             <w:r>
               <w:rPr>
                 <w:rFonts w:eastAsia="宋体"/>
+                <w:b w:val="0"/>
                 <w:sz w:val="20"/>
               </w:rPr>
               <w:t>是否请求提前公布</w:t>
@@ -888,6 +909,7 @@
             <w:r>
               <w:rPr>
                 <w:rFonts w:eastAsia="宋体"/>
+                <w:b w:val="0"/>
                 <w:sz w:val="20"/>
               </w:rPr>
               <w:t>☐ 是   ☐ 否(默认自申请日起 18 个月公布)</w:t>
@@ -905,6 +927,7 @@
             <w:r>
               <w:rPr>
                 <w:rFonts w:eastAsia="宋体"/>
+                <w:b w:val="0"/>
                 <w:sz w:val="20"/>
               </w:rPr>
               <w:t>是否同时请求实质审查</w:t>
@@ -920,6 +943,7 @@
             <w:r>
               <w:rPr>
                 <w:rFonts w:eastAsia="宋体"/>
+                <w:b w:val="0"/>
                 <w:sz w:val="20"/>
               </w:rPr>
               <w:t>☐ 是   ☐ 否(可在申请日起 3 年内提出)</w:t>
@@ -937,6 +961,7 @@
             <w:r>
               <w:rPr>
                 <w:rFonts w:eastAsia="宋体"/>
+                <w:b w:val="0"/>
                 <w:sz w:val="20"/>
               </w:rPr>
               <w:t>是否请求费减</w:t>
@@ -952,9 +977,10 @@
             <w:r>
               <w:rPr>
                 <w:rFonts w:eastAsia="宋体"/>
+                <w:b w:val="0"/>
                 <w:sz w:val="20"/>
               </w:rPr>
-              <w:t>☐ 是(需已完成费减备案,备案号:______)   ☐ 否</w:t>
+              <w:t>☐ 是(企业须上年度应纳税所得额低于 100 万元且已备案,备案号 ______)   ☐ 否</w:t>
             </w:r>
           </w:p>
         </w:tc>
@@ -969,6 +995,7 @@
             <w:r>
               <w:rPr>
                 <w:rFonts w:eastAsia="宋体"/>
+                <w:b w:val="0"/>
                 <w:sz w:val="20"/>
               </w:rPr>
               <w:t>要求优先权</w:t>
@@ -984,6 +1011,7 @@
             <w:r>
               <w:rPr>
                 <w:rFonts w:eastAsia="宋体"/>
+                <w:b w:val="0"/>
                 <w:sz w:val="20"/>
               </w:rPr>
               <w:t>☐ 不要求(本案默认)   ☐ 要求:在先申请号/申请日/受理机构 ______</w:t>
@@ -1001,6 +1029,7 @@
             <w:r>
               <w:rPr>
                 <w:rFonts w:eastAsia="宋体"/>
+                <w:b w:val="0"/>
                 <w:sz w:val="20"/>
               </w:rPr>
               <w:t>不丧失新颖性宽限期</w:t>
@@ -1016,6 +1045,7 @@
             <w:r>
               <w:rPr>
                 <w:rFonts w:eastAsia="宋体"/>
+                <w:b w:val="0"/>
                 <w:sz w:val="20"/>
               </w:rPr>
               <w:t>☐ 不主张(本案默认,理由见检索报告 §5.4)</w:t>
@@ -1033,6 +1063,7 @@
             <w:r>
               <w:rPr>
                 <w:rFonts w:eastAsia="宋体"/>
+                <w:b w:val="0"/>
                 <w:sz w:val="20"/>
               </w:rPr>
               <w:t>遗传资源</w:t>
@@ -1048,6 +1079,7 @@
             <w:r>
               <w:rPr>
                 <w:rFonts w:eastAsia="宋体"/>
+                <w:b/>
                 <w:sz w:val="20"/>
               </w:rPr>
               <w:t>不涉及</w:t>
@@ -1093,6 +1125,7 @@
             <w:r>
               <w:rPr>
                 <w:rFonts w:eastAsia="宋体"/>
+                <w:b/>
                 <w:sz w:val="20"/>
               </w:rPr>
               <w:t>项目</w:t>
@@ -1108,6 +1141,7 @@
             <w:r>
               <w:rPr>
                 <w:rFonts w:eastAsia="宋体"/>
+                <w:b/>
                 <w:sz w:val="20"/>
               </w:rPr>
               <w:t>填写内容</w:t>
@@ -1125,6 +1159,7 @@
             <w:r>
               <w:rPr>
                 <w:rFonts w:eastAsia="宋体"/>
+                <w:b w:val="0"/>
                 <w:sz w:val="20"/>
               </w:rPr>
               <w:t>权利要求书 页数</w:t>
@@ -1140,6 +1175,7 @@
             <w:r>
               <w:rPr>
                 <w:rFonts w:eastAsia="宋体"/>
+                <w:b w:val="0"/>
                 <w:sz w:val="20"/>
               </w:rPr>
             </w:r>
@@ -1156,6 +1192,7 @@
             <w:r>
               <w:rPr>
                 <w:rFonts w:eastAsia="宋体"/>
+                <w:b w:val="0"/>
                 <w:sz w:val="20"/>
               </w:rPr>
               <w:t>说明书 页数</w:t>
@@ -1171,6 +1208,7 @@
             <w:r>
               <w:rPr>
                 <w:rFonts w:eastAsia="宋体"/>
+                <w:b w:val="0"/>
                 <w:sz w:val="20"/>
               </w:rPr>
             </w:r>
@@ -1187,6 +1225,7 @@
             <w:r>
               <w:rPr>
                 <w:rFonts w:eastAsia="宋体"/>
+                <w:b w:val="0"/>
                 <w:sz w:val="20"/>
               </w:rPr>
               <w:t>说明书摘要 页数</w:t>
@@ -1202,6 +1241,7 @@
             <w:r>
               <w:rPr>
                 <w:rFonts w:eastAsia="宋体"/>
+                <w:b/>
                 <w:sz w:val="20"/>
               </w:rPr>
               <w:t>1</w:t>
@@ -1219,6 +1259,7 @@
             <w:r>
               <w:rPr>
                 <w:rFonts w:eastAsia="宋体"/>
+                <w:b w:val="0"/>
                 <w:sz w:val="20"/>
               </w:rPr>
               <w:t>说明书附图 页数</w:t>
@@ -1234,6 +1275,7 @@
             <w:r>
               <w:rPr>
                 <w:rFonts w:eastAsia="宋体"/>
+                <w:b/>
                 <w:sz w:val="20"/>
               </w:rPr>
               <w:t>4</w:t>
@@ -1251,6 +1293,7 @@
             <w:r>
               <w:rPr>
                 <w:rFonts w:eastAsia="宋体"/>
+                <w:b w:val="0"/>
                 <w:sz w:val="20"/>
               </w:rPr>
               <w:t>摘要附图</w:t>
@@ -1266,6 +1309,7 @@
             <w:r>
               <w:rPr>
                 <w:rFonts w:eastAsia="宋体"/>
+                <w:b/>
                 <w:sz w:val="20"/>
               </w:rPr>
               <w:t>图 2</w:t>
@@ -1288,7 +1332,7 @@
           <w:b/>
           <w:sz w:val="24"/>
         </w:rPr>
-        <w:t>六、提交前必须确认的三件事</w:t>
+        <w:t>六、已经解决的两件事(不必再确认)</w:t>
       </w:r>
     </w:p>
     <w:p>
@@ -1297,7 +1341,7 @@
           <w:b w:val="0"/>
           <w:sz w:val="22"/>
         </w:rPr>
-        <w:t>1. 权属:本发明是否为职务发明?若系执行本单位任务或主要利用本单位物质技术条件完成,申请权归单位,不能以个人名义申请。</w:t>
+        <w:t>1. 权属:发明人为自然人叶文浩,申请人为长颈鹿云科技(深圳)有限公司,即按职务发明由单位持有申请权,自洽。单位内部应有劳动关系或权属约定作为依据备查,但请求书本身不需要就此作声明。</w:t>
       </w:r>
     </w:p>
     <w:p>
@@ -1306,7 +1350,7 @@
           <w:b w:val="0"/>
           <w:sz w:val="22"/>
         </w:rPr>
-        <w:t>2. 顺序:本申请的申请日必须早于向 ethereum/ERCs 提交提案、在 Ethereum Magicians 发帖、以 CC0 公开参考实现中的任何一项。三者均不能主张宽限期。</w:t>
+        <w:t>2. 代理强制:申请人是在深圳注册的中国法人,在中国内地有营业所,《专利法》第十八条不适用,可以自行提交。</w:t>
       </w:r>
     </w:p>
     <w:p>
@@ -1315,7 +1359,24 @@
           <w:b w:val="0"/>
           <w:sz w:val="22"/>
         </w:rPr>
-        <w:t>3. 代理强制:申请人在中国内地无经常居所或营业所的,依《专利法》第十八条必须委托专利代理机构办理。</w:t>
+      </w:r>
+    </w:p>
+    <w:p>
+      <w:r>
+        <w:rPr>
+          <w:b/>
+          <w:sz w:val="24"/>
+        </w:rPr>
+        <w:t>七、唯一还会致命的一项</w:t>
+      </w:r>
+    </w:p>
+    <w:p>
+      <w:r>
+        <w:rPr>
+          <w:b w:val="0"/>
+          <w:sz w:val="22"/>
+        </w:rPr>
+        <w:t>本申请的申请日必须早于以下任何一项:向 ethereum/ERCs 提交提案 PR、在 Ethereum Magicians 论坛发帖、以 CC0 公开参考实现。三者都是《专利法》第二十二条意义上的公开,且都不属于第二十四条可主张宽限期的三种情形。任一先行发生,新颖性即不可挽回地丧失。</w:t>
       </w:r>
     </w:p>
     <w:p>
@@ -1332,7 +1393,7 @@
           <w:b w:val="0"/>
           <w:sz w:val="22"/>
         </w:rPr>
-        <w:t>签署:________________          日期:________________</w:t>
+        <w:t>单位盖章:________________          日期:________________</w:t>
       </w:r>
     </w:p>
     <w:sectPr>

--- a/patent/CN/提交件/01_请求书信息表.docx
+++ b/patent/CN/提交件/01_请求书信息表.docx
@@ -11,7 +11,7 @@
           <w:b/>
           <w:sz w:val="28"/>
         </w:rPr>
-        <w:t>发明专利请求书 —— 待填信息表</w:t>
+        <w:t>发明专利请求书 —— 录入对照表</w:t>
       </w:r>
     </w:p>
     <w:p>
@@ -26,10 +26,10 @@
     <w:p>
       <w:r>
         <w:rPr>
-          <w:b w:val="0"/>
+          <w:b/>
           <w:sz w:val="22"/>
         </w:rPr>
-        <w:t>加粗项为已确定,无需再填。空白项与标【待填】项须由申请人核对后填写。填妥后连同 提交件/ 下四份文件在电子申请系统中录入,或交代理机构。</w:t>
+        <w:t>加粗 = 已确定,照抄即可。只有【标黄的六项】需要你查一次证照。请求事项已按建议预选,理由见文末,可自行改。</w:t>
       </w:r>
     </w:p>
     <w:p>
@@ -106,7 +106,7 @@
                 <w:b w:val="0"/>
                 <w:sz w:val="20"/>
               </w:rPr>
-              <w:t>第一发明人 姓名</w:t>
+              <w:t>姓名</w:t>
             </w:r>
           </w:p>
         </w:tc>
@@ -156,6 +156,7 @@
                 <w:b w:val="0"/>
                 <w:sz w:val="20"/>
               </w:rPr>
+              <w:t>【需填】按身份证件填(若为中国大陆居民即填「中国」)</w:t>
             </w:r>
           </w:p>
         </w:tc>
@@ -189,6 +190,7 @@
                 <w:b w:val="0"/>
                 <w:sz w:val="20"/>
               </w:rPr>
+              <w:t>【需填】</w:t>
             </w:r>
           </w:p>
         </w:tc>
@@ -219,10 +221,10 @@
             <w:r>
               <w:rPr>
                 <w:rFonts w:eastAsia="宋体"/>
-                <w:b w:val="0"/>
+                <w:b/>
                 <w:sz w:val="20"/>
               </w:rPr>
-              <w:t>☐ 是   ☑ 否</w:t>
+              <w:t>否</w:t>
             </w:r>
           </w:p>
         </w:tc>
@@ -240,7 +242,7 @@
                 <w:b w:val="0"/>
                 <w:sz w:val="20"/>
               </w:rPr>
-              <w:t>其他发明人(姓名/国籍/证件号)</w:t>
+              <w:t>其他发明人</w:t>
             </w:r>
           </w:p>
         </w:tc>
@@ -253,10 +255,10 @@
             <w:r>
               <w:rPr>
                 <w:rFonts w:eastAsia="宋体"/>
-                <w:b w:val="0"/>
+                <w:b/>
                 <w:sz w:val="20"/>
               </w:rPr>
-              <w:t>如无则留空</w:t>
+              <w:t>无(如实际另有,请补)</w:t>
             </w:r>
           </w:p>
         </w:tc>
@@ -370,7 +372,7 @@
                 <w:b w:val="0"/>
                 <w:sz w:val="20"/>
               </w:rPr>
-              <w:t>名称(须与营业执照全称逐字一致)</w:t>
+              <w:t>名称</w:t>
             </w:r>
           </w:p>
         </w:tc>
@@ -420,6 +422,7 @@
                 <w:b w:val="0"/>
                 <w:sz w:val="20"/>
               </w:rPr>
+              <w:t>【需填】见营业执照,18 位</w:t>
             </w:r>
           </w:p>
         </w:tc>
@@ -471,7 +474,7 @@
                 <w:b w:val="0"/>
                 <w:sz w:val="20"/>
               </w:rPr>
-              <w:t>地址(须与营业执照住所一致)</w:t>
+              <w:t>地址</w:t>
             </w:r>
           </w:p>
         </w:tc>
@@ -487,6 +490,7 @@
                 <w:b w:val="0"/>
                 <w:sz w:val="20"/>
               </w:rPr>
+              <w:t>【需填】见营业执照「住所」栏,逐字照抄</w:t>
             </w:r>
           </w:p>
         </w:tc>
@@ -520,6 +524,7 @@
                 <w:b w:val="0"/>
                 <w:sz w:val="20"/>
               </w:rPr>
+              <w:t>【需填】</w:t>
             </w:r>
           </w:p>
         </w:tc>
@@ -537,7 +542,7 @@
                 <w:b w:val="0"/>
                 <w:sz w:val="20"/>
               </w:rPr>
-              <w:t>联系人姓名(不委托代理机构时必填)</w:t>
+              <w:t>联系人姓名</w:t>
             </w:r>
           </w:p>
         </w:tc>
@@ -550,9 +555,10 @@
             <w:r>
               <w:rPr>
                 <w:rFonts w:eastAsia="宋体"/>
-                <w:b w:val="0"/>
+                <w:b/>
                 <w:sz w:val="20"/>
               </w:rPr>
+              <w:t>叶文浩(已代为指定;可改)</w:t>
             </w:r>
           </w:p>
         </w:tc>
@@ -586,6 +592,7 @@
                 <w:b w:val="0"/>
                 <w:sz w:val="20"/>
               </w:rPr>
+              <w:t>【需填】</w:t>
             </w:r>
           </w:p>
         </w:tc>
@@ -619,6 +626,7 @@
                 <w:b w:val="0"/>
                 <w:sz w:val="20"/>
               </w:rPr>
+              <w:t>【需填】</w:t>
             </w:r>
           </w:p>
         </w:tc>
@@ -636,7 +644,7 @@
                 <w:b w:val="0"/>
                 <w:sz w:val="20"/>
               </w:rPr>
-              <w:t>在中国内地是否有经常居所或营业所</w:t>
+              <w:t>经常居所或营业所</w:t>
             </w:r>
           </w:p>
         </w:tc>
@@ -652,7 +660,7 @@
                 <w:b/>
                 <w:sz w:val="20"/>
               </w:rPr>
-              <w:t>有 —— 故《专利法》第十八条的强制代理不适用</w:t>
+              <w:t>在中国内地有 —— 强制代理不适用,可自行提交</w:t>
             </w:r>
           </w:p>
         </w:tc>
@@ -672,7 +680,7 @@
           <w:b/>
           <w:sz w:val="24"/>
         </w:rPr>
-        <w:t>三、专利代理(本案非强制,可留空)</w:t>
+        <w:t>三、专利代理</w:t>
       </w:r>
     </w:p>
     <w:tbl>
@@ -745,10 +753,10 @@
             <w:r>
               <w:rPr>
                 <w:rFonts w:eastAsia="宋体"/>
-                <w:b w:val="0"/>
+                <w:b/>
                 <w:sz w:val="20"/>
               </w:rPr>
-              <w:t>☐ 是   ☐ 否</w:t>
+              <w:t>否 —— 自行提交</w:t>
             </w:r>
           </w:p>
         </w:tc>
@@ -766,7 +774,7 @@
                 <w:b w:val="0"/>
                 <w:sz w:val="20"/>
               </w:rPr>
-              <w:t>代理机构名称 / 代码</w:t>
+              <w:t>代理机构 / 代理师</w:t>
             </w:r>
           </w:p>
         </w:tc>
@@ -779,44 +787,10 @@
             <w:r>
               <w:rPr>
                 <w:rFonts w:eastAsia="宋体"/>
-                <w:b w:val="0"/>
+                <w:b/>
                 <w:sz w:val="20"/>
               </w:rPr>
-              <w:t>不委托则留空</w:t>
-            </w:r>
-          </w:p>
-        </w:tc>
-      </w:tr>
-      <w:tr>
-        <w:tc>
-          <w:tcPr>
-            <w:tcW w:type="dxa" w:w="4961"/>
-          </w:tcPr>
-          <w:p>
-            <w:r/>
-            <w:r>
-              <w:rPr>
-                <w:rFonts w:eastAsia="宋体"/>
-                <w:b w:val="0"/>
-                <w:sz w:val="20"/>
-              </w:rPr>
-              <w:t>专利代理师姓名 / 执业证号</w:t>
-            </w:r>
-          </w:p>
-        </w:tc>
-        <w:tc>
-          <w:tcPr>
-            <w:tcW w:type="dxa" w:w="4961"/>
-          </w:tcPr>
-          <w:p>
-            <w:r/>
-            <w:r>
-              <w:rPr>
-                <w:rFonts w:eastAsia="宋体"/>
-                <w:b w:val="0"/>
-                <w:sz w:val="20"/>
-              </w:rPr>
-              <w:t>不委托则留空</w:t>
+              <w:t>不填</w:t>
             </w:r>
           </w:p>
         </w:tc>
@@ -836,7 +810,7 @@
           <w:b/>
           <w:sz w:val="24"/>
         </w:rPr>
-        <w:t>四、请求事项</w:t>
+        <w:t>四、请求事项(已代为决定,理由见文末)</w:t>
       </w:r>
     </w:p>
     <w:tbl>
@@ -909,10 +883,10 @@
             <w:r>
               <w:rPr>
                 <w:rFonts w:eastAsia="宋体"/>
-                <w:b w:val="0"/>
+                <w:b/>
                 <w:sz w:val="20"/>
               </w:rPr>
-              <w:t>☐ 是   ☐ 否(默认自申请日起 18 个月公布)</w:t>
+              <w:t>是</w:t>
             </w:r>
           </w:p>
         </w:tc>
@@ -943,10 +917,10 @@
             <w:r>
               <w:rPr>
                 <w:rFonts w:eastAsia="宋体"/>
-                <w:b w:val="0"/>
+                <w:b/>
                 <w:sz w:val="20"/>
               </w:rPr>
-              <w:t>☐ 是   ☐ 否(可在申请日起 3 年内提出)</w:t>
+              <w:t>是</w:t>
             </w:r>
           </w:p>
         </w:tc>
@@ -977,10 +951,10 @@
             <w:r>
               <w:rPr>
                 <w:rFonts w:eastAsia="宋体"/>
-                <w:b w:val="0"/>
+                <w:b/>
                 <w:sz w:val="20"/>
               </w:rPr>
-              <w:t>☐ 是(企业须上年度应纳税所得额低于 100 万元且已备案,备案号 ______)   ☐ 否</w:t>
+              <w:t>否 —— 未做费减备案,按全额缴</w:t>
             </w:r>
           </w:p>
         </w:tc>
@@ -1011,10 +985,10 @@
             <w:r>
               <w:rPr>
                 <w:rFonts w:eastAsia="宋体"/>
-                <w:b w:val="0"/>
+                <w:b/>
                 <w:sz w:val="20"/>
               </w:rPr>
-              <w:t>☐ 不要求(本案默认)   ☐ 要求:在先申请号/申请日/受理机构 ______</w:t>
+              <w:t>不要求</w:t>
             </w:r>
           </w:p>
         </w:tc>
@@ -1045,10 +1019,10 @@
             <w:r>
               <w:rPr>
                 <w:rFonts w:eastAsia="宋体"/>
-                <w:b w:val="0"/>
+                <w:b/>
                 <w:sz w:val="20"/>
               </w:rPr>
-              <w:t>☐ 不主张(本案默认,理由见检索报告 §5.4)</w:t>
+              <w:t>不主张</w:t>
             </w:r>
           </w:p>
         </w:tc>
@@ -1066,7 +1040,7 @@
                 <w:b w:val="0"/>
                 <w:sz w:val="20"/>
               </w:rPr>
-              <w:t>遗传资源</w:t>
+              <w:t>是否涉及遗传资源</w:t>
             </w:r>
           </w:p>
         </w:tc>
@@ -1087,6 +1061,40 @@
           </w:p>
         </w:tc>
       </w:tr>
+      <w:tr>
+        <w:tc>
+          <w:tcPr>
+            <w:tcW w:type="dxa" w:w="4961"/>
+          </w:tcPr>
+          <w:p>
+            <w:r/>
+            <w:r>
+              <w:rPr>
+                <w:rFonts w:eastAsia="宋体"/>
+                <w:b w:val="0"/>
+                <w:sz w:val="20"/>
+              </w:rPr>
+              <w:t>是否请求优先审查</w:t>
+            </w:r>
+          </w:p>
+        </w:tc>
+        <w:tc>
+          <w:tcPr>
+            <w:tcW w:type="dxa" w:w="4961"/>
+          </w:tcPr>
+          <w:p>
+            <w:r/>
+            <w:r>
+              <w:rPr>
+                <w:rFonts w:eastAsia="宋体"/>
+                <w:b/>
+                <w:sz w:val="20"/>
+              </w:rPr>
+              <w:t>否 —— 需推荐意见,今日办不到</w:t>
+            </w:r>
+          </w:p>
+        </w:tc>
+      </w:tr>
     </w:tbl>
     <w:p>
       <w:r>
@@ -1102,7 +1110,7 @@
           <w:b/>
           <w:sz w:val="24"/>
         </w:rPr>
-        <w:t>五、申请文件页数(排版定稿后填写)</w:t>
+        <w:t>五、申请文件与页数</w:t>
       </w:r>
     </w:p>
     <w:tbl>
@@ -1162,7 +1170,7 @@
                 <w:b w:val="0"/>
                 <w:sz w:val="20"/>
               </w:rPr>
-              <w:t>权利要求书 页数</w:t>
+              <w:t>权利要求书</w:t>
             </w:r>
           </w:p>
         </w:tc>
@@ -1175,9 +1183,10 @@
             <w:r>
               <w:rPr>
                 <w:rFonts w:eastAsia="宋体"/>
-                <w:b w:val="0"/>
+                <w:b/>
                 <w:sz w:val="20"/>
               </w:rPr>
+              <w:t>18 项,约 4 页</w:t>
             </w:r>
           </w:p>
         </w:tc>
@@ -1195,7 +1204,7 @@
                 <w:b w:val="0"/>
                 <w:sz w:val="20"/>
               </w:rPr>
-              <w:t>说明书 页数</w:t>
+              <w:t>说明书</w:t>
             </w:r>
           </w:p>
         </w:tc>
@@ -1208,9 +1217,10 @@
             <w:r>
               <w:rPr>
                 <w:rFonts w:eastAsia="宋体"/>
-                <w:b w:val="0"/>
+                <w:b/>
                 <w:sz w:val="20"/>
               </w:rPr>
+              <w:t>[0001]–[0089],约 12 页</w:t>
             </w:r>
           </w:p>
         </w:tc>
@@ -1228,7 +1238,7 @@
                 <w:b w:val="0"/>
                 <w:sz w:val="20"/>
               </w:rPr>
-              <w:t>说明书摘要 页数</w:t>
+              <w:t>说明书摘要</w:t>
             </w:r>
           </w:p>
         </w:tc>
@@ -1244,7 +1254,7 @@
                 <w:b/>
                 <w:sz w:val="20"/>
               </w:rPr>
-              <w:t>1</w:t>
+              <w:t>约 1 页</w:t>
             </w:r>
           </w:p>
         </w:tc>
@@ -1262,7 +1272,7 @@
                 <w:b w:val="0"/>
                 <w:sz w:val="20"/>
               </w:rPr>
-              <w:t>说明书附图 页数</w:t>
+              <w:t>说明书附图</w:t>
             </w:r>
           </w:p>
         </w:tc>
@@ -1278,7 +1288,7 @@
                 <w:b/>
                 <w:sz w:val="20"/>
               </w:rPr>
-              <w:t>4</w:t>
+              <w:t>4 幅,4 页</w:t>
             </w:r>
           </w:p>
         </w:tc>
@@ -1317,6 +1327,40 @@
           </w:p>
         </w:tc>
       </w:tr>
+      <w:tr>
+        <w:tc>
+          <w:tcPr>
+            <w:tcW w:type="dxa" w:w="4961"/>
+          </w:tcPr>
+          <w:p>
+            <w:r/>
+            <w:r>
+              <w:rPr>
+                <w:rFonts w:eastAsia="宋体"/>
+                <w:b w:val="0"/>
+                <w:sz w:val="20"/>
+              </w:rPr>
+              <w:t>页数如何填</w:t>
+            </w:r>
+          </w:p>
+        </w:tc>
+        <w:tc>
+          <w:tcPr>
+            <w:tcW w:type="dxa" w:w="4961"/>
+          </w:tcPr>
+          <w:p>
+            <w:r/>
+            <w:r>
+              <w:rPr>
+                <w:rFonts w:eastAsia="宋体"/>
+                <w:b/>
+                <w:sz w:val="20"/>
+              </w:rPr>
+              <w:t>电子申请一般由系统按上传文件自动生成,无需手填;若系统要求手填,以打印稿页脚末页号为准,上列为估算值</w:t>
+            </w:r>
+          </w:p>
+        </w:tc>
+      </w:tr>
     </w:tbl>
     <w:p>
       <w:r>
@@ -1332,7 +1376,7 @@
           <w:b/>
           <w:sz w:val="24"/>
         </w:rPr>
-        <w:t>六、已经解决的两件事(不必再确认)</w:t>
+        <w:t>六、四项请求事项为什么这么选</w:t>
       </w:r>
     </w:p>
     <w:p>
@@ -1341,7 +1385,7 @@
           <w:b w:val="0"/>
           <w:sz w:val="22"/>
         </w:rPr>
-        <w:t>1. 权属:发明人为自然人叶文浩,申请人为长颈鹿云科技(深圳)有限公司,即按职务发明由单位持有申请权,自洽。单位内部应有劳动关系或权属约定作为依据备查,但请求书本身不需要就此作声明。</w:t>
+        <w:t>1. 提前公布 = 是。 常规默认是「否」,本案反过来。理由:本发明将随 ERC 提案在数周内公开,18 个月保密期在此处不值钱;而提前公布可使实质审查更早启动,并更早起算发明专利申请公布后的临时保护。既然保密已无意义,就换取时间。</w:t>
       </w:r>
     </w:p>
     <w:p>
@@ -1350,7 +1394,25 @@
           <w:b w:val="0"/>
           <w:sz w:val="22"/>
         </w:rPr>
-        <w:t>2. 代理强制:申请人是在深圳注册的中国法人,在中国内地有营业所,《专利法》第十八条不适用,可以自行提交。</w:t>
+        <w:t>2. 同时请求实质审查 = 是。 实审请求可在申请日起三年内提出,但拖延无收益,且会多一个需要盯的期限。本案预计在客体(第二十五条)上要来回一至两轮,越早开始越好。注意:实质审查费(约 2500 元)因此需较早缴纳,但缴费期限仍在申请日之后,不影响申请日。</w:t>
+      </w:r>
+    </w:p>
+    <w:p>
+      <w:r>
+        <w:rPr>
+          <w:b w:val="0"/>
+          <w:sz w:val="22"/>
+        </w:rPr>
+        <w:t>3. 费减 = 否。 企业费减须上年度应纳税所得额低于 100 万元且事先备案。今日无法完成备案,按全额缴纳。若日后符合条件并完成备案,可对之后年度的年费适用,不必为此推迟今天。</w:t>
+      </w:r>
+    </w:p>
+    <w:p>
+      <w:r>
+        <w:rPr>
+          <w:b w:val="0"/>
+          <w:sz w:val="22"/>
+        </w:rPr>
+        <w:t>4. 优先权与宽限期 = 均不主张。 无在先申请可主张优先权;而 GitHub 提交与论坛发帖不属于《专利法》第二十四条列举的三种情形,不能主张宽限期 —— 这正是必须先申请、后公开的原因。</w:t>
       </w:r>
     </w:p>
     <w:p>
@@ -1367,7 +1429,7 @@
           <w:b/>
           <w:sz w:val="24"/>
         </w:rPr>
-        <w:t>七、唯一还会致命的一项</w:t>
+        <w:t>七、六项【需填】去哪里找</w:t>
       </w:r>
     </w:p>
     <w:p>
@@ -1376,7 +1438,25 @@
           <w:b w:val="0"/>
           <w:sz w:val="22"/>
         </w:rPr>
-        <w:t>本申请的申请日必须早于以下任何一项:向 ethereum/ERCs 提交提案 PR、在 Ethereum Magicians 论坛发帖、以 CC0 公开参考实现。三者都是《专利法》第二十二条意义上的公开,且都不属于第二十四条可主张宽限期的三种情形。任一先行发生,新颖性即不可挽回地丧失。</w:t>
+        <w:t>统一社会信用代码、地址、邮编:营业执照正本,一次看全。地址必须与执照「住所」栏逐字一致,含括号全半角。</w:t>
+      </w:r>
+    </w:p>
+    <w:p>
+      <w:r>
+        <w:rPr>
+          <w:b w:val="0"/>
+          <w:sz w:val="22"/>
+        </w:rPr>
+        <w:t>发明人国籍与证件号:身份证或护照。</w:t>
+      </w:r>
+    </w:p>
+    <w:p>
+      <w:r>
+        <w:rPr>
+          <w:b w:val="0"/>
+          <w:sz w:val="22"/>
+        </w:rPr>
+        <w:t>联系电话与邮箱:填能实际收到受理通知书与审查意见的,后续所有官方通知都发到这里。</w:t>
       </w:r>
     </w:p>
     <w:p>

--- a/patent/CN/提交件/01_请求书信息表.docx
+++ b/patent/CN/提交件/01_请求书信息表.docx
@@ -920,7 +920,7 @@
                 <w:b/>
                 <w:sz w:val="20"/>
               </w:rPr>
-              <w:t>是</w:t>
+              <w:t>备案通过→是;备案未通过→改为否。见文末第八节</w:t>
             </w:r>
           </w:p>
         </w:tc>
@@ -954,7 +954,7 @@
                 <w:b/>
                 <w:sz w:val="20"/>
               </w:rPr>
-              <w:t>否 —— 未做费减备案,按全额缴</w:t>
+              <w:t>视今日备案结果:备案通过→是(填备案号);未通过→否。见文末第八节</w:t>
             </w:r>
           </w:p>
         </w:tc>
@@ -1476,6 +1476,265 @@
         <w:t>单位盖章:________________          日期:________________</w:t>
       </w:r>
     </w:p>
+    <w:p>
+      <w:r>
+        <w:rPr>
+          <w:rFonts w:eastAsia="宋体"/>
+          <w:b w:val="0"/>
+          <w:sz w:val="22"/>
+        </w:rPr>
+      </w:r>
+    </w:p>
+    <w:p>
+      <w:r>
+        <w:rPr>
+          <w:rFonts w:eastAsia="宋体"/>
+          <w:b/>
+          <w:sz w:val="24"/>
+        </w:rPr>
+        <w:t>八、费减与实审:今天必须一起定,且其中一半不可逆</w:t>
+      </w:r>
+    </w:p>
+    <w:p>
+      <w:r>
+        <w:rPr>
+          <w:rFonts w:eastAsia="宋体"/>
+          <w:b w:val="0"/>
+          <w:sz w:val="22"/>
+        </w:rPr>
+        <w:t>规则:「专利申请人或者专利权人只能请求减缴尚未到期的收费。减缴申请费的请求应当与专利申请同时提出,减缴其他费用的请求可以与专利申请同时提出,也可以在相关费用缴纳期限届满日两个半月之前提出。」</w:t>
+      </w:r>
+    </w:p>
+    <w:p>
+      <w:r>
+        <w:rPr>
+          <w:rFonts w:eastAsia="宋体"/>
+          <w:b w:val="0"/>
+          <w:sz w:val="22"/>
+        </w:rPr>
+        <w:t>含义:今天不在请求书里勾费减,申请费的减缴永久丧失。备案是该请求获批的前提 —— 备案条件为企业上年度应纳税所得额低于 100 万元,须提交加盖公章的上年度企业所得税年度纳税申报表复印件,在专利事务服务系统在线办理,单个申请人减缴 85%。</w:t>
+      </w:r>
+    </w:p>
+    <w:p>
+      <w:r>
+        <w:rPr>
+          <w:rFonts w:eastAsia="宋体"/>
+          <w:b/>
+          <w:sz w:val="22"/>
+        </w:rPr>
+        <w:t>还有一层相互作用:因为本案建议同时请求实质审查,实审费会与申请费在同一个较早的期限内到期;「其他费用可在届满日两个半月前另行请求减缴」这条后路对它不成立(两个半月前早于申请日)。所以 —— 同时请求实审 + 不勾费减 = 两笔减缴一起丧失。</w:t>
+      </w:r>
+    </w:p>
+    <w:p>
+      <w:r>
+        <w:rPr>
+          <w:rFonts w:eastAsia="宋体"/>
+          <w:b w:val="0"/>
+          <w:sz w:val="22"/>
+        </w:rPr>
+      </w:r>
+    </w:p>
+    <w:p>
+      <w:r>
+        <w:rPr>
+          <w:rFonts w:eastAsia="宋体"/>
+          <w:b/>
+          <w:sz w:val="22"/>
+        </w:rPr>
+        <w:t>按今天备案能否通过,两栏一起定:</w:t>
+      </w:r>
+    </w:p>
+    <w:tbl>
+      <w:tblPr>
+        <w:tblStyle w:val="TableGrid"/>
+        <w:tblW w:type="auto" w:w="0"/>
+        <w:tblLook w:firstColumn="1" w:firstRow="1" w:lastColumn="0" w:lastRow="0" w:noHBand="0" w:noVBand="1" w:val="04A0"/>
+      </w:tblPr>
+      <w:tblGrid>
+        <w:gridCol w:w="3307"/>
+        <w:gridCol w:w="3307"/>
+        <w:gridCol w:w="3307"/>
+      </w:tblGrid>
+      <w:tr>
+        <w:tc>
+          <w:tcPr>
+            <w:tcW w:type="dxa" w:w="3307"/>
+          </w:tcPr>
+          <w:p>
+            <w:r/>
+            <w:r>
+              <w:rPr>
+                <w:rFonts w:eastAsia="宋体"/>
+                <w:b/>
+                <w:sz w:val="20"/>
+              </w:rPr>
+              <w:t>今天备案结果</w:t>
+            </w:r>
+          </w:p>
+        </w:tc>
+        <w:tc>
+          <w:tcPr>
+            <w:tcW w:type="dxa" w:w="3307"/>
+          </w:tcPr>
+          <w:p>
+            <w:r/>
+            <w:r>
+              <w:rPr>
+                <w:rFonts w:eastAsia="宋体"/>
+                <w:b/>
+                <w:sz w:val="20"/>
+              </w:rPr>
+              <w:t>是否请求费减</w:t>
+            </w:r>
+          </w:p>
+        </w:tc>
+        <w:tc>
+          <w:tcPr>
+            <w:tcW w:type="dxa" w:w="3307"/>
+          </w:tcPr>
+          <w:p>
+            <w:r/>
+            <w:r>
+              <w:rPr>
+                <w:rFonts w:eastAsia="宋体"/>
+                <w:b/>
+                <w:sz w:val="20"/>
+              </w:rPr>
+              <w:t>是否同时请求实审</w:t>
+            </w:r>
+          </w:p>
+        </w:tc>
+      </w:tr>
+      <w:tr>
+        <w:tc>
+          <w:tcPr>
+            <w:tcW w:type="dxa" w:w="3307"/>
+          </w:tcPr>
+          <w:p>
+            <w:r/>
+            <w:r>
+              <w:rPr>
+                <w:rFonts w:eastAsia="宋体"/>
+                <w:b w:val="0"/>
+                <w:sz w:val="20"/>
+              </w:rPr>
+              <w:t>审批通过</w:t>
+            </w:r>
+          </w:p>
+        </w:tc>
+        <w:tc>
+          <w:tcPr>
+            <w:tcW w:type="dxa" w:w="3307"/>
+          </w:tcPr>
+          <w:p>
+            <w:r/>
+            <w:r>
+              <w:rPr>
+                <w:rFonts w:eastAsia="宋体"/>
+                <w:b w:val="0"/>
+                <w:sz w:val="20"/>
+              </w:rPr>
+              <w:t>是(填备案号)</w:t>
+            </w:r>
+          </w:p>
+        </w:tc>
+        <w:tc>
+          <w:tcPr>
+            <w:tcW w:type="dxa" w:w="3307"/>
+          </w:tcPr>
+          <w:p>
+            <w:r/>
+            <w:r>
+              <w:rPr>
+                <w:rFonts w:eastAsia="宋体"/>
+                <w:b w:val="0"/>
+                <w:sz w:val="20"/>
+              </w:rPr>
+              <w:t>是</w:t>
+            </w:r>
+          </w:p>
+        </w:tc>
+      </w:tr>
+      <w:tr>
+        <w:tc>
+          <w:tcPr>
+            <w:tcW w:type="dxa" w:w="3307"/>
+          </w:tcPr>
+          <w:p>
+            <w:r/>
+            <w:r>
+              <w:rPr>
+                <w:rFonts w:eastAsia="宋体"/>
+                <w:b w:val="0"/>
+                <w:sz w:val="20"/>
+              </w:rPr>
+              <w:t>未通过 / 来不及</w:t>
+            </w:r>
+          </w:p>
+        </w:tc>
+        <w:tc>
+          <w:tcPr>
+            <w:tcW w:type="dxa" w:w="3307"/>
+          </w:tcPr>
+          <w:p>
+            <w:r/>
+            <w:r>
+              <w:rPr>
+                <w:rFonts w:eastAsia="宋体"/>
+                <w:b w:val="0"/>
+                <w:sz w:val="20"/>
+              </w:rPr>
+              <w:t>否</w:t>
+            </w:r>
+          </w:p>
+        </w:tc>
+        <w:tc>
+          <w:tcPr>
+            <w:tcW w:type="dxa" w:w="3307"/>
+          </w:tcPr>
+          <w:p>
+            <w:r/>
+            <w:r>
+              <w:rPr>
+                <w:rFonts w:eastAsia="宋体"/>
+                <w:b w:val="0"/>
+                <w:sz w:val="20"/>
+              </w:rPr>
+              <w:t>改为「否」</w:t>
+            </w:r>
+          </w:p>
+        </w:tc>
+      </w:tr>
+    </w:tbl>
+    <w:p>
+      <w:r>
+        <w:rPr>
+          <w:rFonts w:eastAsia="宋体"/>
+          <w:b w:val="0"/>
+          <w:sz w:val="22"/>
+        </w:rPr>
+      </w:r>
+    </w:p>
+    <w:p>
+      <w:r>
+        <w:rPr>
+          <w:rFonts w:eastAsia="宋体"/>
+          <w:b w:val="0"/>
+          <w:sz w:val="22"/>
+        </w:rPr>
+        <w:t>第二行的道理:实质审查无论如何要等申请公布之后才启动,而本案已请求提前公布;把实审请求推迟一两周提出,对实际时间表几乎没有影响,却保住了实审费的 85% 减缴 —— 下周备案通过后单独提实审请求即可。</w:t>
+      </w:r>
+    </w:p>
+    <w:p>
+      <w:r>
+        <w:rPr>
+          <w:rFonts w:eastAsia="宋体"/>
+          <w:b/>
+          <w:sz w:val="22"/>
+        </w:rPr>
+        <w:t>无论哪一行,都不要因为费减推迟递交。费减丢的是钱,申请日丢的是专利权。</w:t>
+      </w:r>
+    </w:p>
     <w:sectPr>
       <w:pgSz w:w="11906" w:h="16838"/>
       <w:pgMar w:top="1134" w:right="850" w:bottom="850" w:left="1134" w:header="720" w:footer="720" w:gutter="0"/>

--- a/patent/CN/提交件/01_请求书信息表.docx
+++ b/patent/CN/提交件/01_请求书信息表.docx
@@ -886,7 +886,7 @@
                 <w:b/>
                 <w:sz w:val="20"/>
               </w:rPr>
-              <w:t>是</w:t>
+              <w:t>否(默认)—— 不请求实审,提前公布无程序收益</w:t>
             </w:r>
           </w:p>
         </w:tc>
@@ -920,7 +920,7 @@
                 <w:b/>
                 <w:sz w:val="20"/>
               </w:rPr>
-              <w:t>备案通过→是;备案未通过→改为否。见文末第八节</w:t>
+              <w:t>否 —— 本申请目的是优先权,实审可在申请日起 3 年内再定</w:t>
             </w:r>
           </w:p>
         </w:tc>
@@ -954,7 +954,7 @@
                 <w:b/>
                 <w:sz w:val="20"/>
               </w:rPr>
-              <w:t>视今日备案结果:备案通过→是(填备案号);未通过→否。见文末第八节</w:t>
+              <w:t>备案通过→是(填备案号);未通过→否。见文末第八节</w:t>
             </w:r>
           </w:p>
         </w:tc>
@@ -1735,6 +1735,85 @@
         <w:t>无论哪一行,都不要因为费减推迟递交。费减丢的是钱,申请日丢的是专利权。</w:t>
       </w:r>
     </w:p>
+    <w:p>
+      <w:r>
+        <w:rPr>
+          <w:rFonts w:eastAsia="宋体"/>
+          <w:b w:val="0"/>
+          <w:sz w:val="22"/>
+        </w:rPr>
+      </w:r>
+    </w:p>
+    <w:p>
+      <w:r>
+        <w:rPr>
+          <w:rFonts w:eastAsia="宋体"/>
+          <w:b/>
+          <w:sz w:val="24"/>
+        </w:rPr>
+        <w:t>九、本申请的目的是优先权 —— 由此更正第八节</w:t>
+      </w:r>
+    </w:p>
+    <w:p>
+      <w:r>
+        <w:rPr>
+          <w:rFonts w:eastAsia="宋体"/>
+          <w:b w:val="0"/>
+          <w:sz w:val="22"/>
+        </w:rPr>
+        <w:t>已明确:提交中国申请的目的是取得优先权,以便在 12 个月内向 PCT 或外国提出申请。据此更正如下。</w:t>
+      </w:r>
+    </w:p>
+    <w:p>
+      <w:r>
+        <w:rPr>
+          <w:rFonts w:eastAsia="宋体"/>
+          <w:b w:val="0"/>
+          <w:sz w:val="22"/>
+        </w:rPr>
+        <w:t>1. 同时请求实质审查改为「否」。 实审请求可在申请日起 3 年内提出;既然本申请的作用是锚定日期,现在就付实审费是为一项可能永远不需要的审查买单。</w:t>
+      </w:r>
+    </w:p>
+    <w:p>
+      <w:r>
+        <w:rPr>
+          <w:rFonts w:eastAsia="宋体"/>
+          <w:b/>
+          <w:sz w:val="22"/>
+        </w:rPr>
+        <w:t>2. 因此第八节所述的相互作用消失。 实审费不再于申请日起两个月内到期,故「其他费用的减缴可在其缴费期限届满日两个半月之前提出」这条后路对它重新成立。费减一栏只按备案结果决定,不再牵动实审一栏。</w:t>
+      </w:r>
+    </w:p>
+    <w:p>
+      <w:r>
+        <w:rPr>
+          <w:rFonts w:eastAsia="宋体"/>
+          <w:b w:val="0"/>
+          <w:sz w:val="22"/>
+        </w:rPr>
+        <w:t>3. 提前公布改为「否」(默认)。 不请求实审,提前公布没有程序上的收益;保留在公布前撤回的可能,零成本。</w:t>
+      </w:r>
+    </w:p>
+    <w:p>
+      <w:r>
+        <w:rPr>
+          <w:rFonts w:eastAsia="宋体"/>
+          <w:b w:val="0"/>
+          <w:sz w:val="22"/>
+        </w:rPr>
+        <w:t>4. 真正的截止日变成:申请日 + 12 个月。 这是巴黎公约优先权期限,也是本申请唯一起决定作用的日期。</w:t>
+      </w:r>
+    </w:p>
+    <w:p>
+      <w:r>
+        <w:rPr>
+          <w:rFonts w:eastAsia="宋体"/>
+          <w:b/>
+          <w:sz w:val="22"/>
+        </w:rPr>
+        <w:t>5. 向外国申请前须经保密审查。 若走 PCT 且以国家知识产权局为受理局,提交时视为同时提出保密审查请求,无需单独办理;若走巴黎途径直接向某国申请,则必须事先单独提出保密审查请求。</w:t>
+      </w:r>
+    </w:p>
     <w:sectPr>
       <w:pgSz w:w="11906" w:h="16838"/>
       <w:pgMar w:top="1134" w:right="850" w:bottom="850" w:left="1134" w:header="720" w:footer="720" w:gutter="0"/>

--- a/patent/CN/提交件/01_请求书信息表.docx
+++ b/patent/CN/提交件/01_请求书信息表.docx
@@ -17,24 +17,27 @@
     <w:p>
       <w:r>
         <w:rPr>
+          <w:rFonts w:eastAsia="宋体"/>
           <w:b/>
           <w:sz w:val="22"/>
         </w:rPr>
-        <w:t>发明名称:一种链下登记册向非同质化通证的投影方法和装置</w:t>
+        <w:t>发明名称：一种链下登记册向链上数字对象的投影方法和装置</w:t>
       </w:r>
     </w:p>
     <w:p>
       <w:r>
         <w:rPr>
+          <w:rFonts w:eastAsia="宋体"/>
           <w:b/>
           <w:sz w:val="22"/>
         </w:rPr>
-        <w:t>加粗 = 已确定,照抄即可。只有【标黄的六项】需要你查一次证照。请求事项已按建议预选,理由见文末,可自行改。</w:t>
+        <w:t>加粗＝已确定，照抄即可。只有标【需填】的七项需要你查一次证照。请求事项已按建议预选，理由见文末。</w:t>
       </w:r>
     </w:p>
     <w:p>
       <w:r>
         <w:rPr>
+          <w:rFonts w:eastAsia="宋体"/>
           <w:b w:val="0"/>
           <w:sz w:val="22"/>
         </w:rPr>
@@ -43,6 +46,7 @@
     <w:p>
       <w:r>
         <w:rPr>
+          <w:rFonts w:eastAsia="宋体"/>
           <w:b/>
           <w:sz w:val="24"/>
         </w:rPr>
@@ -156,7 +160,7 @@
                 <w:b w:val="0"/>
                 <w:sz w:val="20"/>
               </w:rPr>
-              <w:t>【需填】按身份证件填(若为中国大陆居民即填「中国」)</w:t>
+              <w:t>【需填】按身份证件填</w:t>
             </w:r>
           </w:p>
         </w:tc>
@@ -258,7 +262,7 @@
                 <w:b/>
                 <w:sz w:val="20"/>
               </w:rPr>
-              <w:t>无(如实际另有,请补)</w:t>
+              <w:t>无（如实际另有，请补）</w:t>
             </w:r>
           </w:p>
         </w:tc>
@@ -267,6 +271,7 @@
     <w:p>
       <w:r>
         <w:rPr>
+          <w:rFonts w:eastAsia="宋体"/>
           <w:b w:val="0"/>
           <w:sz w:val="22"/>
         </w:rPr>
@@ -275,6 +280,7 @@
     <w:p>
       <w:r>
         <w:rPr>
+          <w:rFonts w:eastAsia="宋体"/>
           <w:b/>
           <w:sz w:val="24"/>
         </w:rPr>
@@ -388,7 +394,7 @@
                 <w:b/>
                 <w:sz w:val="20"/>
               </w:rPr>
-              <w:t>长颈鹿云科技(深圳)有限公司</w:t>
+              <w:t>长颈鹿云科技（深圳）有限公司</w:t>
             </w:r>
           </w:p>
         </w:tc>
@@ -422,7 +428,7 @@
                 <w:b w:val="0"/>
                 <w:sz w:val="20"/>
               </w:rPr>
-              <w:t>【需填】见营业执照,18 位</w:t>
+              <w:t>【需填】见营业执照，18 位</w:t>
             </w:r>
           </w:p>
         </w:tc>
@@ -490,7 +496,7 @@
                 <w:b w:val="0"/>
                 <w:sz w:val="20"/>
               </w:rPr>
-              <w:t>【需填】见营业执照「住所」栏,逐字照抄</w:t>
+              <w:t>【需填】见营业执照「住所」栏，逐字照抄</w:t>
             </w:r>
           </w:p>
         </w:tc>
@@ -558,7 +564,7 @@
                 <w:b/>
                 <w:sz w:val="20"/>
               </w:rPr>
-              <w:t>叶文浩(已代为指定;可改)</w:t>
+              <w:t>叶文浩（已代为指定；可改）</w:t>
             </w:r>
           </w:p>
         </w:tc>
@@ -660,7 +666,7 @@
                 <w:b/>
                 <w:sz w:val="20"/>
               </w:rPr>
-              <w:t>在中国内地有 —— 强制代理不适用,可自行提交</w:t>
+              <w:t>在中国内地有 —— 强制代理不适用，可自行提交</w:t>
             </w:r>
           </w:p>
         </w:tc>
@@ -669,6 +675,7 @@
     <w:p>
       <w:r>
         <w:rPr>
+          <w:rFonts w:eastAsia="宋体"/>
           <w:b w:val="0"/>
           <w:sz w:val="22"/>
         </w:rPr>
@@ -677,6 +684,7 @@
     <w:p>
       <w:r>
         <w:rPr>
+          <w:rFonts w:eastAsia="宋体"/>
           <w:b/>
           <w:sz w:val="24"/>
         </w:rPr>
@@ -774,7 +782,7 @@
                 <w:b w:val="0"/>
                 <w:sz w:val="20"/>
               </w:rPr>
-              <w:t>代理机构 / 代理师</w:t>
+              <w:t>代理机构／代理师</w:t>
             </w:r>
           </w:p>
         </w:tc>
@@ -799,6 +807,7 @@
     <w:p>
       <w:r>
         <w:rPr>
+          <w:rFonts w:eastAsia="宋体"/>
           <w:b w:val="0"/>
           <w:sz w:val="22"/>
         </w:rPr>
@@ -807,10 +816,11 @@
     <w:p>
       <w:r>
         <w:rPr>
+          <w:rFonts w:eastAsia="宋体"/>
           <w:b/>
           <w:sz w:val="24"/>
         </w:rPr>
-        <w:t>四、请求事项(已代为决定,理由见文末)</w:t>
+        <w:t>四、请求事项（已代为决定）</w:t>
       </w:r>
     </w:p>
     <w:tbl>
@@ -886,7 +896,7 @@
                 <w:b/>
                 <w:sz w:val="20"/>
               </w:rPr>
-              <w:t>否(默认)—— 不请求实审,提前公布无程序收益</w:t>
+              <w:t>否（默认）—— 不请求实审，提前公布无程序上的好处</w:t>
             </w:r>
           </w:p>
         </w:tc>
@@ -920,7 +930,7 @@
                 <w:b/>
                 <w:sz w:val="20"/>
               </w:rPr>
-              <w:t>否 —— 本申请目的是优先权,实审可在申请日起 3 年内再定</w:t>
+              <w:t>否 —— 本申请目的是优先权，实审可在申请日起 3 年内再定</w:t>
             </w:r>
           </w:p>
         </w:tc>
@@ -954,7 +964,7 @@
                 <w:b/>
                 <w:sz w:val="20"/>
               </w:rPr>
-              <w:t>备案通过→是(填备案号);未通过→否。见文末第八节</w:t>
+              <w:t>备案通过→是（填备案号）；未通过→否</w:t>
             </w:r>
           </w:p>
         </w:tc>
@@ -988,7 +998,7 @@
                 <w:b/>
                 <w:sz w:val="20"/>
               </w:rPr>
-              <w:t>不要求</w:t>
+              <w:t>不要求（本申请本身即将来主张优先权的在先申请）</w:t>
             </w:r>
           </w:p>
         </w:tc>
@@ -1090,7 +1100,7 @@
                 <w:b/>
                 <w:sz w:val="20"/>
               </w:rPr>
-              <w:t>否 —— 需推荐意见,今日办不到</w:t>
+              <w:t>否 —— 需推荐意见，暂不办理</w:t>
             </w:r>
           </w:p>
         </w:tc>
@@ -1099,6 +1109,7 @@
     <w:p>
       <w:r>
         <w:rPr>
+          <w:rFonts w:eastAsia="宋体"/>
           <w:b w:val="0"/>
           <w:sz w:val="22"/>
         </w:rPr>
@@ -1107,6 +1118,7 @@
     <w:p>
       <w:r>
         <w:rPr>
+          <w:rFonts w:eastAsia="宋体"/>
           <w:b/>
           <w:sz w:val="24"/>
         </w:rPr>
@@ -1186,7 +1198,7 @@
                 <w:b/>
                 <w:sz w:val="20"/>
               </w:rPr>
-              <w:t>18 项,约 4 页</w:t>
+              <w:t>18 项，约 4 页</w:t>
             </w:r>
           </w:p>
         </w:tc>
@@ -1220,7 +1232,7 @@
                 <w:b/>
                 <w:sz w:val="20"/>
               </w:rPr>
-              <w:t>[0001]–[0089],约 12 页</w:t>
+              <w:t>[0001]–[0090]，约 12 页</w:t>
             </w:r>
           </w:p>
         </w:tc>
@@ -1288,7 +1300,7 @@
                 <w:b/>
                 <w:sz w:val="20"/>
               </w:rPr>
-              <w:t>4 幅,4 页</w:t>
+              <w:t>4 幅，4 页（JPG，300 dpi 黑白线条）</w:t>
             </w:r>
           </w:p>
         </w:tc>
@@ -1356,7 +1368,7 @@
                 <w:b/>
                 <w:sz w:val="20"/>
               </w:rPr>
-              <w:t>电子申请一般由系统按上传文件自动生成,无需手填;若系统要求手填,以打印稿页脚末页号为准,上列为估算值</w:t>
+              <w:t>电子申请一般由系统按上传文件自动生成；若须手填，以打印稿页脚末页号为准</w:t>
             </w:r>
           </w:p>
         </w:tc>
@@ -1365,6 +1377,7 @@
     <w:p>
       <w:r>
         <w:rPr>
+          <w:rFonts w:eastAsia="宋体"/>
           <w:b w:val="0"/>
           <w:sz w:val="22"/>
         </w:rPr>
@@ -1373,6 +1386,7 @@
     <w:p>
       <w:r>
         <w:rPr>
+          <w:rFonts w:eastAsia="宋体"/>
           <w:b/>
           <w:sz w:val="24"/>
         </w:rPr>
@@ -1382,98 +1396,41 @@
     <w:p>
       <w:r>
         <w:rPr>
+          <w:rFonts w:eastAsia="宋体"/>
           <w:b w:val="0"/>
           <w:sz w:val="22"/>
         </w:rPr>
-        <w:t>1. 提前公布 = 是。 常规默认是「否」,本案反过来。理由:本发明将随 ERC 提案在数周内公开,18 个月保密期在此处不值钱;而提前公布可使实质审查更早启动,并更早起算发明专利申请公布后的临时保护。既然保密已无意义,就换取时间。</w:t>
+        <w:t>1. 本申请的目的是优先权，用以在 12 个月内向 PCT 或外国提出申请。据此，实质审查不必现在请求——实审可在申请日起 3 年内提出，现在缴纳实审费是为一项可能永远不需要的审查买单。</w:t>
       </w:r>
     </w:p>
     <w:p>
       <w:r>
         <w:rPr>
+          <w:rFonts w:eastAsia="宋体"/>
           <w:b w:val="0"/>
           <w:sz w:val="22"/>
         </w:rPr>
-        <w:t>2. 同时请求实质审查 = 是。 实审请求可在申请日起三年内提出,但拖延无收益,且会多一个需要盯的期限。本案预计在客体(第二十五条)上要来回一至两轮,越早开始越好。注意:实质审查费(约 2500 元)因此需较早缴纳,但缴费期限仍在申请日之后,不影响申请日。</w:t>
+        <w:t>2. 不请求实审，提前公布也就没有程序上的好处；不请求提前公布还保留了在公布前撤回的可能，零成本。</w:t>
       </w:r>
     </w:p>
     <w:p>
       <w:r>
         <w:rPr>
+          <w:rFonts w:eastAsia="宋体"/>
           <w:b w:val="0"/>
           <w:sz w:val="22"/>
         </w:rPr>
-        <w:t>3. 费减 = 否。 企业费减须上年度应纳税所得额低于 100 万元且事先备案。今日无法完成备案,按全额缴纳。若日后符合条件并完成备案,可对之后年度的年费适用,不必为此推迟今天。</w:t>
+        <w:t>3. 因此费减一栏不再牵动实审一栏：实审费不在申请日起两个月内到期，其减缴可在缴费期限届满日两个半月之前另行提出。费减只按今日备案结果决定。</w:t>
       </w:r>
     </w:p>
     <w:p>
       <w:r>
         <w:rPr>
+          <w:rFonts w:eastAsia="宋体"/>
           <w:b w:val="0"/>
           <w:sz w:val="22"/>
         </w:rPr>
-        <w:t>4. 优先权与宽限期 = 均不主张。 无在先申请可主张优先权;而 GitHub 提交与论坛发帖不属于《专利法》第二十四条列举的三种情形,不能主张宽限期 —— 这正是必须先申请、后公开的原因。</w:t>
-      </w:r>
-    </w:p>
-    <w:p>
-      <w:r>
-        <w:rPr>
-          <w:b w:val="0"/>
-          <w:sz w:val="22"/>
-        </w:rPr>
-      </w:r>
-    </w:p>
-    <w:p>
-      <w:r>
-        <w:rPr>
-          <w:b/>
-          <w:sz w:val="24"/>
-        </w:rPr>
-        <w:t>七、六项【需填】去哪里找</w:t>
-      </w:r>
-    </w:p>
-    <w:p>
-      <w:r>
-        <w:rPr>
-          <w:b w:val="0"/>
-          <w:sz w:val="22"/>
-        </w:rPr>
-        <w:t>统一社会信用代码、地址、邮编:营业执照正本,一次看全。地址必须与执照「住所」栏逐字一致,含括号全半角。</w:t>
-      </w:r>
-    </w:p>
-    <w:p>
-      <w:r>
-        <w:rPr>
-          <w:b w:val="0"/>
-          <w:sz w:val="22"/>
-        </w:rPr>
-        <w:t>发明人国籍与证件号:身份证或护照。</w:t>
-      </w:r>
-    </w:p>
-    <w:p>
-      <w:r>
-        <w:rPr>
-          <w:b w:val="0"/>
-          <w:sz w:val="22"/>
-        </w:rPr>
-        <w:t>联系电话与邮箱:填能实际收到受理通知书与审查意见的,后续所有官方通知都发到这里。</w:t>
-      </w:r>
-    </w:p>
-    <w:p>
-      <w:r>
-        <w:rPr>
-          <w:b w:val="0"/>
-          <w:sz w:val="22"/>
-        </w:rPr>
-      </w:r>
-    </w:p>
-    <w:p>
-      <w:r>
-        <w:rPr>
-          <w:b w:val="0"/>
-          <w:sz w:val="22"/>
-        </w:rPr>
-        <w:t>单位盖章:________________          日期:________________</w:t>
+        <w:t>4. 真正起决定作用的期限是「申请日 ＋ 12 个月」。逾期则优先权失效，本次申请的全部意义随之落空。</w:t>
       </w:r>
     </w:p>
     <w:p>
@@ -1492,27 +1449,7 @@
           <w:b/>
           <w:sz w:val="24"/>
         </w:rPr>
-        <w:t>八、费减与实审:今天必须一起定,且其中一半不可逆</w:t>
-      </w:r>
-    </w:p>
-    <w:p>
-      <w:r>
-        <w:rPr>
-          <w:rFonts w:eastAsia="宋体"/>
-          <w:b w:val="0"/>
-          <w:sz w:val="22"/>
-        </w:rPr>
-        <w:t>规则:「专利申请人或者专利权人只能请求减缴尚未到期的收费。减缴申请费的请求应当与专利申请同时提出,减缴其他费用的请求可以与专利申请同时提出,也可以在相关费用缴纳期限届满日两个半月之前提出。」</w:t>
-      </w:r>
-    </w:p>
-    <w:p>
-      <w:r>
-        <w:rPr>
-          <w:rFonts w:eastAsia="宋体"/>
-          <w:b w:val="0"/>
-          <w:sz w:val="22"/>
-        </w:rPr>
-        <w:t>含义:今天不在请求书里勾费减,申请费的减缴永久丧失。备案是该请求获批的前提 —— 备案条件为企业上年度应纳税所得额低于 100 万元,须提交加盖公章的上年度企业所得税年度纳税申报表复印件,在专利事务服务系统在线办理,单个申请人减缴 85%。</w:t>
+        <w:t>七、向外国申请前的保密审查</w:t>
       </w:r>
     </w:p>
     <w:p>
@@ -1522,190 +1459,9 @@
           <w:b/>
           <w:sz w:val="22"/>
         </w:rPr>
-        <w:t>还有一层相互作用:因为本案建议同时请求实质审查,实审费会与申请费在同一个较早的期限内到期;「其他费用可在届满日两个半月前另行请求减缴」这条后路对它不成立(两个半月前早于申请日)。所以 —— 同时请求实审 + 不勾费减 = 两笔减缴一起丧失。</w:t>
+        <w:t>依《专利法》第十九条，在中国完成的发明向外国申请专利前须经国家知识产权局保密审查。若走 PCT 且以国家知识产权局为受理局，提交时视为同时提出保密审查请求，无需单独办理；若走巴黎途径直接向某国申请，则必须事先单独提出，漏办的后果是该发明在中国不授予专利权。</w:t>
       </w:r>
     </w:p>
-    <w:p>
-      <w:r>
-        <w:rPr>
-          <w:rFonts w:eastAsia="宋体"/>
-          <w:b w:val="0"/>
-          <w:sz w:val="22"/>
-        </w:rPr>
-      </w:r>
-    </w:p>
-    <w:p>
-      <w:r>
-        <w:rPr>
-          <w:rFonts w:eastAsia="宋体"/>
-          <w:b/>
-          <w:sz w:val="22"/>
-        </w:rPr>
-        <w:t>按今天备案能否通过,两栏一起定:</w:t>
-      </w:r>
-    </w:p>
-    <w:tbl>
-      <w:tblPr>
-        <w:tblStyle w:val="TableGrid"/>
-        <w:tblW w:type="auto" w:w="0"/>
-        <w:tblLook w:firstColumn="1" w:firstRow="1" w:lastColumn="0" w:lastRow="0" w:noHBand="0" w:noVBand="1" w:val="04A0"/>
-      </w:tblPr>
-      <w:tblGrid>
-        <w:gridCol w:w="3307"/>
-        <w:gridCol w:w="3307"/>
-        <w:gridCol w:w="3307"/>
-      </w:tblGrid>
-      <w:tr>
-        <w:tc>
-          <w:tcPr>
-            <w:tcW w:type="dxa" w:w="3307"/>
-          </w:tcPr>
-          <w:p>
-            <w:r/>
-            <w:r>
-              <w:rPr>
-                <w:rFonts w:eastAsia="宋体"/>
-                <w:b/>
-                <w:sz w:val="20"/>
-              </w:rPr>
-              <w:t>今天备案结果</w:t>
-            </w:r>
-          </w:p>
-        </w:tc>
-        <w:tc>
-          <w:tcPr>
-            <w:tcW w:type="dxa" w:w="3307"/>
-          </w:tcPr>
-          <w:p>
-            <w:r/>
-            <w:r>
-              <w:rPr>
-                <w:rFonts w:eastAsia="宋体"/>
-                <w:b/>
-                <w:sz w:val="20"/>
-              </w:rPr>
-              <w:t>是否请求费减</w:t>
-            </w:r>
-          </w:p>
-        </w:tc>
-        <w:tc>
-          <w:tcPr>
-            <w:tcW w:type="dxa" w:w="3307"/>
-          </w:tcPr>
-          <w:p>
-            <w:r/>
-            <w:r>
-              <w:rPr>
-                <w:rFonts w:eastAsia="宋体"/>
-                <w:b/>
-                <w:sz w:val="20"/>
-              </w:rPr>
-              <w:t>是否同时请求实审</w:t>
-            </w:r>
-          </w:p>
-        </w:tc>
-      </w:tr>
-      <w:tr>
-        <w:tc>
-          <w:tcPr>
-            <w:tcW w:type="dxa" w:w="3307"/>
-          </w:tcPr>
-          <w:p>
-            <w:r/>
-            <w:r>
-              <w:rPr>
-                <w:rFonts w:eastAsia="宋体"/>
-                <w:b w:val="0"/>
-                <w:sz w:val="20"/>
-              </w:rPr>
-              <w:t>审批通过</w:t>
-            </w:r>
-          </w:p>
-        </w:tc>
-        <w:tc>
-          <w:tcPr>
-            <w:tcW w:type="dxa" w:w="3307"/>
-          </w:tcPr>
-          <w:p>
-            <w:r/>
-            <w:r>
-              <w:rPr>
-                <w:rFonts w:eastAsia="宋体"/>
-                <w:b w:val="0"/>
-                <w:sz w:val="20"/>
-              </w:rPr>
-              <w:t>是(填备案号)</w:t>
-            </w:r>
-          </w:p>
-        </w:tc>
-        <w:tc>
-          <w:tcPr>
-            <w:tcW w:type="dxa" w:w="3307"/>
-          </w:tcPr>
-          <w:p>
-            <w:r/>
-            <w:r>
-              <w:rPr>
-                <w:rFonts w:eastAsia="宋体"/>
-                <w:b w:val="0"/>
-                <w:sz w:val="20"/>
-              </w:rPr>
-              <w:t>是</w:t>
-            </w:r>
-          </w:p>
-        </w:tc>
-      </w:tr>
-      <w:tr>
-        <w:tc>
-          <w:tcPr>
-            <w:tcW w:type="dxa" w:w="3307"/>
-          </w:tcPr>
-          <w:p>
-            <w:r/>
-            <w:r>
-              <w:rPr>
-                <w:rFonts w:eastAsia="宋体"/>
-                <w:b w:val="0"/>
-                <w:sz w:val="20"/>
-              </w:rPr>
-              <w:t>未通过 / 来不及</w:t>
-            </w:r>
-          </w:p>
-        </w:tc>
-        <w:tc>
-          <w:tcPr>
-            <w:tcW w:type="dxa" w:w="3307"/>
-          </w:tcPr>
-          <w:p>
-            <w:r/>
-            <w:r>
-              <w:rPr>
-                <w:rFonts w:eastAsia="宋体"/>
-                <w:b w:val="0"/>
-                <w:sz w:val="20"/>
-              </w:rPr>
-              <w:t>否</w:t>
-            </w:r>
-          </w:p>
-        </w:tc>
-        <w:tc>
-          <w:tcPr>
-            <w:tcW w:type="dxa" w:w="3307"/>
-          </w:tcPr>
-          <w:p>
-            <w:r/>
-            <w:r>
-              <w:rPr>
-                <w:rFonts w:eastAsia="宋体"/>
-                <w:b w:val="0"/>
-                <w:sz w:val="20"/>
-              </w:rPr>
-              <w:t>改为「否」</w:t>
-            </w:r>
-          </w:p>
-        </w:tc>
-      </w:tr>
-    </w:tbl>
     <w:p>
       <w:r>
         <w:rPr>
@@ -1722,96 +1478,7 @@
           <w:b w:val="0"/>
           <w:sz w:val="22"/>
         </w:rPr>
-        <w:t>第二行的道理:实质审查无论如何要等申请公布之后才启动,而本案已请求提前公布;把实审请求推迟一两周提出,对实际时间表几乎没有影响,却保住了实审费的 85% 减缴 —— 下周备案通过后单独提实审请求即可。</w:t>
-      </w:r>
-    </w:p>
-    <w:p>
-      <w:r>
-        <w:rPr>
-          <w:rFonts w:eastAsia="宋体"/>
-          <w:b/>
-          <w:sz w:val="22"/>
-        </w:rPr>
-        <w:t>无论哪一行,都不要因为费减推迟递交。费减丢的是钱,申请日丢的是专利权。</w:t>
-      </w:r>
-    </w:p>
-    <w:p>
-      <w:r>
-        <w:rPr>
-          <w:rFonts w:eastAsia="宋体"/>
-          <w:b w:val="0"/>
-          <w:sz w:val="22"/>
-        </w:rPr>
-      </w:r>
-    </w:p>
-    <w:p>
-      <w:r>
-        <w:rPr>
-          <w:rFonts w:eastAsia="宋体"/>
-          <w:b/>
-          <w:sz w:val="24"/>
-        </w:rPr>
-        <w:t>九、本申请的目的是优先权 —— 由此更正第八节</w:t>
-      </w:r>
-    </w:p>
-    <w:p>
-      <w:r>
-        <w:rPr>
-          <w:rFonts w:eastAsia="宋体"/>
-          <w:b w:val="0"/>
-          <w:sz w:val="22"/>
-        </w:rPr>
-        <w:t>已明确:提交中国申请的目的是取得优先权,以便在 12 个月内向 PCT 或外国提出申请。据此更正如下。</w:t>
-      </w:r>
-    </w:p>
-    <w:p>
-      <w:r>
-        <w:rPr>
-          <w:rFonts w:eastAsia="宋体"/>
-          <w:b w:val="0"/>
-          <w:sz w:val="22"/>
-        </w:rPr>
-        <w:t>1. 同时请求实质审查改为「否」。 实审请求可在申请日起 3 年内提出;既然本申请的作用是锚定日期,现在就付实审费是为一项可能永远不需要的审查买单。</w:t>
-      </w:r>
-    </w:p>
-    <w:p>
-      <w:r>
-        <w:rPr>
-          <w:rFonts w:eastAsia="宋体"/>
-          <w:b/>
-          <w:sz w:val="22"/>
-        </w:rPr>
-        <w:t>2. 因此第八节所述的相互作用消失。 实审费不再于申请日起两个月内到期,故「其他费用的减缴可在其缴费期限届满日两个半月之前提出」这条后路对它重新成立。费减一栏只按备案结果决定,不再牵动实审一栏。</w:t>
-      </w:r>
-    </w:p>
-    <w:p>
-      <w:r>
-        <w:rPr>
-          <w:rFonts w:eastAsia="宋体"/>
-          <w:b w:val="0"/>
-          <w:sz w:val="22"/>
-        </w:rPr>
-        <w:t>3. 提前公布改为「否」(默认)。 不请求实审,提前公布没有程序上的收益;保留在公布前撤回的可能,零成本。</w:t>
-      </w:r>
-    </w:p>
-    <w:p>
-      <w:r>
-        <w:rPr>
-          <w:rFonts w:eastAsia="宋体"/>
-          <w:b w:val="0"/>
-          <w:sz w:val="22"/>
-        </w:rPr>
-        <w:t>4. 真正的截止日变成:申请日 + 12 个月。 这是巴黎公约优先权期限,也是本申请唯一起决定作用的日期。</w:t>
-      </w:r>
-    </w:p>
-    <w:p>
-      <w:r>
-        <w:rPr>
-          <w:rFonts w:eastAsia="宋体"/>
-          <w:b/>
-          <w:sz w:val="22"/>
-        </w:rPr>
-        <w:t>5. 向外国申请前须经保密审查。 若走 PCT 且以国家知识产权局为受理局,提交时视为同时提出保密审查请求,无需单独办理;若走巴黎途径直接向某国申请,则必须事先单独提出保密审查请求。</w:t>
+        <w:t>单位盖章：________________          日期：________________</w:t>
       </w:r>
     </w:p>
     <w:sectPr>

--- a/patent/CN/提交件/01_请求书信息表.docx
+++ b/patent/CN/提交件/01_请求书信息表.docx
@@ -21,7 +21,7 @@
           <w:b/>
           <w:sz w:val="22"/>
         </w:rPr>
-        <w:t>发明名称：一种链下登记册向链上数字对象的投影方法和装置</w:t>
+        <w:t>发明名称：一种基于链下登记簿的数据凭证映射方法及系统</w:t>
       </w:r>
     </w:p>
     <w:p>
@@ -1232,7 +1232,7 @@
                 <w:b/>
                 <w:sz w:val="20"/>
               </w:rPr>
-              <w:t>[0001]–[0090]，约 12 页</w:t>
+              <w:t>约 12 页（段落编号由提交系统自动生成）</w:t>
             </w:r>
           </w:p>
         </w:tc>
